--- a/Mine2026/ОУ_12/Б12.docx
+++ b/Mine2026/ОУ_12/Б12.docx
@@ -8,8 +8,6 @@
         <w:pStyle w:val="1"/>
         <w:contextualSpacing w:val="0"/>
       </w:pPr>
-      <w:bookmarkStart w:id="0" w:name="_GoBack"/>
-      <w:bookmarkEnd w:id="0"/>
       <w:r>
         <w:t>Билет 12</w:t>
       </w:r>
@@ -19,8 +17,8 @@
         <w:pStyle w:val="2"/>
         <w:contextualSpacing w:val="0"/>
       </w:pPr>
-      <w:bookmarkStart w:id="1" w:name="h.8kg2abrxxqxd" w:colFirst="0" w:colLast="0"/>
-      <w:bookmarkEnd w:id="1"/>
+      <w:bookmarkStart w:id="0" w:name="h.8kg2abrxxqxd" w:colFirst="0" w:colLast="0"/>
+      <w:bookmarkEnd w:id="0"/>
       <w:r>
         <w:t>Оперативный учет</w:t>
       </w:r>
@@ -1125,8 +1123,8 @@
         <w:pStyle w:val="2"/>
         <w:contextualSpacing w:val="0"/>
       </w:pPr>
-      <w:bookmarkStart w:id="2" w:name="h.g8czgwfu4eu8" w:colFirst="0" w:colLast="0"/>
-      <w:bookmarkEnd w:id="2"/>
+      <w:bookmarkStart w:id="1" w:name="h.g8czgwfu4eu8" w:colFirst="0" w:colLast="0"/>
+      <w:bookmarkEnd w:id="1"/>
       <w:r>
         <w:t>Бухгалтерский учет</w:t>
       </w:r>
@@ -1638,8 +1636,8 @@
         <w:pStyle w:val="2"/>
         <w:contextualSpacing w:val="0"/>
       </w:pPr>
-      <w:bookmarkStart w:id="3" w:name="h.jvuzhuszmclt" w:colFirst="0" w:colLast="0"/>
-      <w:bookmarkEnd w:id="3"/>
+      <w:bookmarkStart w:id="2" w:name="h.jvuzhuszmclt" w:colFirst="0" w:colLast="0"/>
+      <w:bookmarkEnd w:id="2"/>
       <w:r>
         <w:t>Периодические расчеты</w:t>
       </w:r>
@@ -2052,8 +2050,8 @@
         <w:pStyle w:val="2"/>
         <w:contextualSpacing w:val="0"/>
       </w:pPr>
-      <w:bookmarkStart w:id="4" w:name="h.xjm1jem9kdvx" w:colFirst="0" w:colLast="0"/>
-      <w:bookmarkEnd w:id="4"/>
+      <w:bookmarkStart w:id="3" w:name="h.xjm1jem9kdvx" w:colFirst="0" w:colLast="0"/>
+      <w:bookmarkEnd w:id="3"/>
       <w:r>
         <w:t>Бизнес-процесс</w:t>
       </w:r>
@@ -3066,844 +3064,8 @@
         <w:pStyle w:val="10"/>
         <w:contextualSpacing w:val="0"/>
       </w:pPr>
-    </w:p>
-    <w:p>
-      <w:pPr>
-        <w:pStyle w:val="10"/>
-        <w:contextualSpacing w:val="0"/>
-        <w:jc w:val="center"/>
-      </w:pPr>
-      <w:r>
-        <w:rPr>
-          <w:i/>
-        </w:rPr>
-        <w:t>Комментарии при сдаче</w:t>
-      </w:r>
-    </w:p>
-    <w:p>
-      <w:pPr>
-        <w:pStyle w:val="10"/>
-        <w:contextualSpacing w:val="0"/>
-      </w:pPr>
-      <w:hyperlink r:id="rId7">
-        <w:r>
-          <w:rPr>
-            <w:b/>
-            <w:color w:val="1155CC"/>
-            <w:u w:val="single"/>
-          </w:rPr>
-          <w:t>http://chistov.spb.ru/forum/16-993-24018-16-1344410148</w:t>
-        </w:r>
-      </w:hyperlink>
-    </w:p>
-    <w:p>
-      <w:pPr>
-        <w:pStyle w:val="10"/>
-        <w:contextualSpacing w:val="0"/>
-      </w:pPr>
-      <w:r>
-        <w:rPr>
-          <w:b/>
-        </w:rPr>
-        <w:t>ОУ</w:t>
-      </w:r>
-      <w:r>
-        <w:t xml:space="preserve">: 1.32 + ПВХ (у заказа есть свойства: «регион» (Тагил или </w:t>
-      </w:r>
-      <w:proofErr w:type="gramStart"/>
-      <w:r>
-        <w:t>область</w:t>
-      </w:r>
-      <w:proofErr w:type="gramEnd"/>
-      <w:r>
-        <w:t xml:space="preserve"> или т.п.), «статус» (срочно, не срочно) и пользовательские) + в отчете, в СКД надо использовать ПВХ – сделать группировку по региону.</w:t>
-      </w:r>
-    </w:p>
-    <w:p>
-      <w:pPr>
-        <w:pStyle w:val="10"/>
-        <w:contextualSpacing w:val="0"/>
-      </w:pPr>
-      <w:r>
-        <w:rPr>
-          <w:b/>
-        </w:rPr>
-        <w:t>БУ</w:t>
-      </w:r>
-      <w:r>
-        <w:t xml:space="preserve">: 2.37 в билете просят только второй отчет из сборника. На счете «Прибыли и убытки» советую сделать субконто номенклатура для отчета. Остальное без изменений. </w:t>
-      </w:r>
-    </w:p>
-    <w:p>
-      <w:pPr>
-        <w:pStyle w:val="10"/>
-        <w:contextualSpacing w:val="0"/>
-      </w:pPr>
-      <w:r>
-        <w:rPr>
-          <w:b/>
-        </w:rPr>
-        <w:t>СПР</w:t>
-      </w:r>
-      <w:r>
-        <w:t xml:space="preserve">: задача про </w:t>
-      </w:r>
-      <w:proofErr w:type="gramStart"/>
-      <w:r>
-        <w:t>авто-предприятие</w:t>
-      </w:r>
-      <w:proofErr w:type="gramEnd"/>
-      <w:r>
-        <w:t xml:space="preserve"> </w:t>
-      </w:r>
-      <w:proofErr w:type="spellStart"/>
-      <w:r>
-        <w:t>перекуверкана</w:t>
-      </w:r>
-      <w:proofErr w:type="spellEnd"/>
-      <w:r>
-        <w:t xml:space="preserve"> так, что я ее в сборнике не узнал. Задание: Расчетный период один месяц. Нужен контроль: один ВР в текущем расчетном периоде не должен повторяться. </w:t>
-      </w:r>
-    </w:p>
-    <w:p>
-      <w:pPr>
-        <w:pStyle w:val="10"/>
-        <w:contextualSpacing w:val="0"/>
-      </w:pPr>
-      <w:r>
-        <w:lastRenderedPageBreak/>
-        <w:t xml:space="preserve">Тариф = ставка * Факт (все работают только по пятидневке – график не нужен!); </w:t>
-      </w:r>
-    </w:p>
-    <w:p>
-      <w:pPr>
-        <w:pStyle w:val="10"/>
-        <w:contextualSpacing w:val="0"/>
-      </w:pPr>
-      <w:r>
-        <w:t xml:space="preserve">Штраф = 5000 руб. </w:t>
-      </w:r>
-    </w:p>
-    <w:p>
-      <w:pPr>
-        <w:pStyle w:val="10"/>
-        <w:contextualSpacing w:val="0"/>
-      </w:pPr>
-      <w:r>
-        <w:t xml:space="preserve">Компенсация = % от тарифа в этом периоде, если факт более 1000 часов!!! </w:t>
-      </w:r>
-    </w:p>
-    <w:p>
-      <w:pPr>
-        <w:pStyle w:val="10"/>
-        <w:contextualSpacing w:val="0"/>
-      </w:pPr>
-      <w:r>
-        <w:t xml:space="preserve">Внимание: в самом большом месяце (31 день) всего 744 часа! Как водитель может наездить 1000 часов в расчетном периоде? Сделал «в лоб» - получил двойку! Преподаватель сказал, что мне необходимо было уточнять данный момент. Как правильно, естественно не сказал! </w:t>
-      </w:r>
-    </w:p>
-    <w:p>
-      <w:pPr>
-        <w:pStyle w:val="10"/>
-        <w:contextualSpacing w:val="0"/>
-      </w:pPr>
-      <w:r>
-        <w:t>Так же был бизнес процесс.</w:t>
-      </w:r>
-    </w:p>
-    <w:p>
-      <w:pPr>
-        <w:pStyle w:val="10"/>
-        <w:contextualSpacing w:val="0"/>
-      </w:pPr>
-      <w:r>
-        <w:rPr>
-          <w:i/>
-        </w:rPr>
-        <w:t xml:space="preserve">Комментарий от </w:t>
-      </w:r>
-      <w:proofErr w:type="spellStart"/>
-      <w:r>
-        <w:rPr>
-          <w:i/>
-        </w:rPr>
-        <w:t>sv_mikh</w:t>
-      </w:r>
-      <w:proofErr w:type="spellEnd"/>
-      <w:r>
-        <w:rPr>
-          <w:i/>
-        </w:rPr>
-        <w:t xml:space="preserve">: </w:t>
-      </w:r>
-      <w:r>
-        <w:t xml:space="preserve">Про 1000 часов в данном месяце уже не раз говорили... Суть в том, что превышение не полностью сформировалось в текущем месяце, но достигло превышения в текущем месяце... </w:t>
-      </w:r>
-      <w:proofErr w:type="gramStart"/>
-      <w:r>
-        <w:t>Т.е. например</w:t>
-      </w:r>
-      <w:proofErr w:type="gramEnd"/>
-      <w:r>
-        <w:t xml:space="preserve"> водителя приняли в том месяце и он за прошлый месяц наездил 500 часов. В этом месяце еще 600. Превышение 1000 произошло в текущем месяце. Реализуется оборотным регистром. Были ли наезды до 1000 через: </w:t>
-      </w:r>
-    </w:p>
-    <w:p>
-      <w:pPr>
-        <w:pStyle w:val="10"/>
-        <w:contextualSpacing w:val="0"/>
-      </w:pPr>
-      <w:r>
-        <w:t xml:space="preserve">КоличествоНаездов1000 = </w:t>
-      </w:r>
-      <w:proofErr w:type="spellStart"/>
-      <w:proofErr w:type="gramStart"/>
-      <w:r>
-        <w:t>Окр</w:t>
-      </w:r>
-      <w:proofErr w:type="spellEnd"/>
-      <w:r>
-        <w:t>(</w:t>
-      </w:r>
-      <w:proofErr w:type="gramEnd"/>
-      <w:r>
-        <w:t xml:space="preserve">Оборот с начала времен до конца месяца/1000,2,1) - </w:t>
-      </w:r>
-      <w:proofErr w:type="spellStart"/>
-      <w:r>
-        <w:t>Окр</w:t>
-      </w:r>
-      <w:proofErr w:type="spellEnd"/>
-      <w:r>
-        <w:t xml:space="preserve">(оборот с начала времен до начала месяца / 1000,2,1); </w:t>
-      </w:r>
-    </w:p>
-    <w:p>
-      <w:pPr>
-        <w:pStyle w:val="10"/>
-        <w:contextualSpacing w:val="0"/>
-      </w:pPr>
-    </w:p>
-    <w:p>
-      <w:pPr>
-        <w:pStyle w:val="10"/>
-        <w:contextualSpacing w:val="0"/>
-      </w:pPr>
-      <w:hyperlink r:id="rId8">
-        <w:r>
-          <w:rPr>
-            <w:b/>
-            <w:color w:val="1155CC"/>
-            <w:u w:val="single"/>
-          </w:rPr>
-          <w:t>http://chistov.spb.ru/forum/16-993-26731-16-1354280393</w:t>
-        </w:r>
-      </w:hyperlink>
-    </w:p>
-    <w:p>
-      <w:pPr>
-        <w:pStyle w:val="10"/>
-        <w:contextualSpacing w:val="0"/>
-      </w:pPr>
-      <w:r>
-        <w:rPr>
-          <w:b/>
-        </w:rPr>
-        <w:t>СПР:</w:t>
-      </w:r>
-      <w:r>
-        <w:t xml:space="preserve"> И еще была Компенсация за проезд- разовая выплата при условии внимание беру слова из задания "Если в расчетном периоде работник наездит больше 1000 часов" (</w:t>
-      </w:r>
-      <w:proofErr w:type="gramStart"/>
-      <w:r>
-        <w:t>подразумевалось</w:t>
-      </w:r>
-      <w:proofErr w:type="gramEnd"/>
-      <w:r>
-        <w:t xml:space="preserve"> что работают на машинах.) Так как расчетный период - месяц. То я справедливо </w:t>
-      </w:r>
-      <w:proofErr w:type="gramStart"/>
-      <w:r>
-        <w:t>подумал</w:t>
-      </w:r>
-      <w:proofErr w:type="gramEnd"/>
-      <w:r>
-        <w:t xml:space="preserve"> что нужно брать базу по часам из оклада и если она более 1000 часов то тогда платить компенсацию. Но оказалось это неверно решение (так как сотрудник физический не сможет отработать более 1000 часов в месяц).</w:t>
-      </w:r>
-    </w:p>
-    <w:p>
-      <w:pPr>
-        <w:pStyle w:val="10"/>
-        <w:contextualSpacing w:val="0"/>
-      </w:pPr>
-      <w:r>
-        <w:t xml:space="preserve">Только после экзамена до меня дошло что здесь нужен регистр накопления куда нужно записывать </w:t>
-      </w:r>
-      <w:proofErr w:type="gramStart"/>
-      <w:r>
-        <w:t>отработанные часы</w:t>
-      </w:r>
-      <w:proofErr w:type="gramEnd"/>
-      <w:r>
-        <w:t xml:space="preserve"> и они будут копиться. И если в текущем месяце количество часов превысит 1000 то выплачиваем </w:t>
-      </w:r>
-      <w:proofErr w:type="gramStart"/>
-      <w:r>
-        <w:t>компенсацию ,</w:t>
-      </w:r>
-      <w:proofErr w:type="gramEnd"/>
-      <w:r>
-        <w:t xml:space="preserve"> и делаем расход по регистру накопления на 1000 часов. </w:t>
-      </w:r>
-      <w:proofErr w:type="gramStart"/>
-      <w:r>
-        <w:t>Думаю</w:t>
-      </w:r>
-      <w:proofErr w:type="gramEnd"/>
-      <w:r>
-        <w:t xml:space="preserve"> примерно так нужно решать.</w:t>
-      </w:r>
-    </w:p>
-    <w:p>
-      <w:pPr>
-        <w:pStyle w:val="10"/>
-        <w:contextualSpacing w:val="0"/>
-      </w:pPr>
-    </w:p>
-    <w:p>
-      <w:pPr>
-        <w:pStyle w:val="10"/>
-        <w:contextualSpacing w:val="0"/>
-      </w:pPr>
-      <w:hyperlink r:id="rId9">
-        <w:r>
-          <w:rPr>
-            <w:b/>
-            <w:color w:val="1155CC"/>
-            <w:u w:val="single"/>
-          </w:rPr>
-          <w:t>http://chistov.spb.ru/forum/16-993-27141-16-1356624683</w:t>
-        </w:r>
-      </w:hyperlink>
-    </w:p>
-    <w:p>
-      <w:pPr>
-        <w:pStyle w:val="10"/>
-        <w:contextualSpacing w:val="0"/>
-      </w:pPr>
-      <w:r>
-        <w:rPr>
-          <w:b/>
-        </w:rPr>
-        <w:t xml:space="preserve">ОУ </w:t>
-      </w:r>
-      <w:r>
-        <w:t xml:space="preserve">1.32 + внимание! ПВХ для документа "Заказ". Три документа, два регистра. Новая методика в приходной и старая методика в расходной. Создание доков на основании - это смотрелось! </w:t>
-      </w:r>
-    </w:p>
-    <w:p>
-      <w:pPr>
-        <w:pStyle w:val="10"/>
-        <w:contextualSpacing w:val="0"/>
-      </w:pPr>
-      <w:r>
-        <w:rPr>
-          <w:b/>
-        </w:rPr>
-        <w:t>БУ</w:t>
-      </w:r>
-      <w:r>
-        <w:t xml:space="preserve"> 2.37 Не забываем количественный учет на "Материалах" и "Товарах", субконто "Склад" только на "Товарах"; субконто "Номенклатура" на </w:t>
-      </w:r>
-      <w:proofErr w:type="spellStart"/>
-      <w:r>
-        <w:t>ПрибыляхИУбытках</w:t>
-      </w:r>
-      <w:proofErr w:type="spellEnd"/>
-      <w:r>
-        <w:t xml:space="preserve"> оборотное (это для отчета). Эти все галки внимательнейшим образом смотрятся экзаменатором! В запросе расходной проверка остатков как на </w:t>
-      </w:r>
-      <w:proofErr w:type="gramStart"/>
-      <w:r>
-        <w:t>"материалах"</w:t>
-      </w:r>
-      <w:proofErr w:type="gramEnd"/>
-      <w:r>
-        <w:t xml:space="preserve"> так и на "товарах" - без складов и со складами. </w:t>
-      </w:r>
-    </w:p>
-    <w:p>
-      <w:pPr>
-        <w:pStyle w:val="10"/>
-        <w:contextualSpacing w:val="0"/>
-      </w:pPr>
-      <w:r>
-        <w:t xml:space="preserve">Смотрелась ручная операция. Смотрелись запросы. </w:t>
-      </w:r>
-    </w:p>
-    <w:p>
-      <w:pPr>
-        <w:pStyle w:val="10"/>
-        <w:contextualSpacing w:val="0"/>
-      </w:pPr>
-      <w:r>
-        <w:rPr>
-          <w:b/>
-        </w:rPr>
-        <w:t>СПР</w:t>
-      </w:r>
-      <w:r>
-        <w:t xml:space="preserve"> 3.35 изменена. Пробег в РН. Обращаем внимание, что пробег здесь - это часы, а не километры. И что в базе уже мог быть пробег до нашего расчета. Только в этом случае получится 1000 часов. В запросе обороты надо брать за рассчитываемый период. </w:t>
-      </w:r>
-    </w:p>
-    <w:p>
-      <w:pPr>
-        <w:pStyle w:val="10"/>
-        <w:contextualSpacing w:val="0"/>
-      </w:pPr>
-      <w:r>
-        <w:t xml:space="preserve">Процент компенсации - внимание, это новое - вводится непосредственно в документе "Начисление" и записывается в месячный РС. Что это за ноу-хау такое и зачем - я </w:t>
-      </w:r>
-      <w:proofErr w:type="spellStart"/>
-      <w:r>
-        <w:t>хз</w:t>
-      </w:r>
-      <w:proofErr w:type="spellEnd"/>
-      <w:r>
-        <w:t xml:space="preserve">. Я не успел это сделать. И Дмитрий не смотрел этот </w:t>
-      </w:r>
-      <w:proofErr w:type="gramStart"/>
-      <w:r>
-        <w:t>момент..</w:t>
-      </w:r>
-      <w:proofErr w:type="gramEnd"/>
-      <w:r>
-        <w:t xml:space="preserve"> </w:t>
-      </w:r>
-    </w:p>
-    <w:p>
-      <w:pPr>
-        <w:pStyle w:val="10"/>
-        <w:contextualSpacing w:val="0"/>
-      </w:pPr>
-      <w:r>
-        <w:t xml:space="preserve">В остальном - всё как здесь на форуме разобрано - три плана вида расчета, четыре вида расчета (можно обойтись тремя вроде, </w:t>
-      </w:r>
-      <w:proofErr w:type="gramStart"/>
-      <w:r>
-        <w:t>кстати..</w:t>
-      </w:r>
-      <w:proofErr w:type="gramEnd"/>
-      <w:r>
-        <w:t xml:space="preserve">): </w:t>
-      </w:r>
-    </w:p>
-    <w:p>
-      <w:pPr>
-        <w:pStyle w:val="10"/>
-        <w:contextualSpacing w:val="0"/>
-      </w:pPr>
-      <w:r>
-        <w:t xml:space="preserve">1. Основные: </w:t>
-      </w:r>
-      <w:proofErr w:type="gramStart"/>
-      <w:r>
-        <w:t>Тариф(</w:t>
-      </w:r>
-      <w:proofErr w:type="gramEnd"/>
-      <w:r>
-        <w:t xml:space="preserve">вытесняется невыходом), Невыход. ПД, базы нет </w:t>
-      </w:r>
-    </w:p>
-    <w:p>
-      <w:pPr>
-        <w:pStyle w:val="10"/>
-        <w:contextualSpacing w:val="0"/>
-      </w:pPr>
-      <w:r>
-        <w:t xml:space="preserve">2. Дополнительные: Компенсация (база-тариф), без ПД </w:t>
-      </w:r>
-    </w:p>
-    <w:p>
-      <w:pPr>
-        <w:pStyle w:val="10"/>
-        <w:contextualSpacing w:val="0"/>
-      </w:pPr>
-      <w:r>
-        <w:t xml:space="preserve">3. Удержания: Штраф (база-невыход), без ПД </w:t>
-      </w:r>
-    </w:p>
-    <w:p>
-      <w:pPr>
-        <w:pStyle w:val="10"/>
-        <w:contextualSpacing w:val="0"/>
-      </w:pPr>
-      <w:r>
-        <w:rPr>
-          <w:b/>
-        </w:rPr>
-        <w:t>БП</w:t>
-      </w:r>
-      <w:r>
-        <w:t xml:space="preserve"> 4.4. Адресацию и регистр адресации Дмитрий посмотрел. </w:t>
-      </w:r>
-    </w:p>
-    <w:p>
-      <w:pPr>
-        <w:pStyle w:val="10"/>
-        <w:contextualSpacing w:val="0"/>
-      </w:pPr>
-      <w:r>
-        <w:t xml:space="preserve">Смотрелись все связи. Отчет. Все запросы. </w:t>
-      </w:r>
-    </w:p>
-    <w:p>
-      <w:pPr>
-        <w:pStyle w:val="10"/>
-        <w:contextualSpacing w:val="0"/>
-      </w:pPr>
-    </w:p>
-    <w:p>
-      <w:pPr>
-        <w:pStyle w:val="10"/>
-        <w:rPr>
-          <w:b/>
-          <w:bCs/>
-        </w:rPr>
-      </w:pPr>
-    </w:p>
-    <w:p>
-      <w:pPr>
-        <w:pStyle w:val="10"/>
-        <w:contextualSpacing w:val="0"/>
-      </w:pPr>
-      <w:r>
-        <w:rPr>
-          <w:b/>
-        </w:rPr>
-        <w:lastRenderedPageBreak/>
-        <w:t>ОУ</w:t>
-      </w:r>
-      <w:r>
-        <w:t xml:space="preserve"> РН Остатки, Измерения Номенклатура, Заказ, Ресурсы Количество, Сумма </w:t>
-      </w:r>
-    </w:p>
-    <w:p>
-      <w:pPr>
-        <w:pStyle w:val="10"/>
-        <w:contextualSpacing w:val="0"/>
-      </w:pPr>
-      <w:r>
-        <w:t xml:space="preserve">РН </w:t>
-      </w:r>
-      <w:proofErr w:type="spellStart"/>
-      <w:r>
-        <w:t>ТоварыКПоступлению</w:t>
-      </w:r>
-      <w:proofErr w:type="spellEnd"/>
-      <w:r>
-        <w:t xml:space="preserve"> (остатки), Измерения Номенклатура, Заказ, Ресурс Количество </w:t>
-      </w:r>
-    </w:p>
-    <w:p>
-      <w:pPr>
-        <w:pStyle w:val="10"/>
-        <w:contextualSpacing w:val="0"/>
-      </w:pPr>
-      <w:r>
-        <w:t xml:space="preserve">В Расходной списание по старой методике сделал. </w:t>
-      </w:r>
-    </w:p>
-    <w:p>
-      <w:pPr>
-        <w:pStyle w:val="10"/>
-        <w:contextualSpacing w:val="0"/>
-      </w:pPr>
-      <w:r>
-        <w:t xml:space="preserve">Ошибки: неверная методика проведения; избыточное соединение в запросе; неверно настроен механизм характеристик </w:t>
-      </w:r>
-    </w:p>
-    <w:p>
-      <w:pPr>
-        <w:pStyle w:val="10"/>
-        <w:contextualSpacing w:val="0"/>
-      </w:pPr>
-      <w:r>
-        <w:rPr>
-          <w:b/>
-        </w:rPr>
-        <w:t>БУ</w:t>
-      </w:r>
-      <w:r>
-        <w:t xml:space="preserve"> Субконто - Номенклатура, Склад </w:t>
-      </w:r>
-    </w:p>
-    <w:p>
-      <w:pPr>
-        <w:pStyle w:val="10"/>
-        <w:contextualSpacing w:val="0"/>
-      </w:pPr>
-      <w:r>
-        <w:t xml:space="preserve">Счет Товары - Количественный, Субконто Склад, Номенклатура </w:t>
-      </w:r>
-    </w:p>
-    <w:p>
-      <w:pPr>
-        <w:pStyle w:val="10"/>
-        <w:contextualSpacing w:val="0"/>
-      </w:pPr>
-      <w:r>
-        <w:t xml:space="preserve">Счет Материалы - Количественный, Субконто Номенклатура </w:t>
-      </w:r>
-    </w:p>
-    <w:p>
-      <w:pPr>
-        <w:pStyle w:val="10"/>
-        <w:contextualSpacing w:val="0"/>
-      </w:pPr>
-      <w:r>
-        <w:t xml:space="preserve">Счет </w:t>
-      </w:r>
-      <w:proofErr w:type="spellStart"/>
-      <w:r>
-        <w:t>ПрибылиУбытки</w:t>
-      </w:r>
-      <w:proofErr w:type="spellEnd"/>
-      <w:r>
-        <w:t xml:space="preserve"> - Субконто Номенклатура </w:t>
-      </w:r>
-    </w:p>
-    <w:p>
-      <w:pPr>
-        <w:pStyle w:val="10"/>
-        <w:contextualSpacing w:val="0"/>
-      </w:pPr>
-      <w:r>
-        <w:t xml:space="preserve">РБ "Управленческий", Сумма, Количество (ПУ Количественный) </w:t>
-      </w:r>
-    </w:p>
-    <w:p>
-      <w:pPr>
-        <w:pStyle w:val="10"/>
-        <w:contextualSpacing w:val="0"/>
-      </w:pPr>
-      <w:r>
-        <w:t xml:space="preserve">Ошибки: неверное соединение в запросе при </w:t>
-      </w:r>
-      <w:proofErr w:type="spellStart"/>
-      <w:r>
-        <w:t>проведени</w:t>
-      </w:r>
-      <w:proofErr w:type="spellEnd"/>
-      <w:r>
-        <w:t xml:space="preserve"> РН; проведение РН сделано </w:t>
-      </w:r>
-      <w:proofErr w:type="spellStart"/>
-      <w:r>
-        <w:t>неоптимально</w:t>
-      </w:r>
-      <w:proofErr w:type="spellEnd"/>
-      <w:r>
-        <w:t xml:space="preserve">; неверно заведена аналитика на плане счетов </w:t>
-      </w:r>
-    </w:p>
-    <w:p>
-      <w:pPr>
-        <w:pStyle w:val="10"/>
-        <w:contextualSpacing w:val="0"/>
-      </w:pPr>
-      <w:r>
-        <w:t xml:space="preserve">ПВР ОН - Период действия - Нет базы </w:t>
-      </w:r>
-    </w:p>
-    <w:p>
-      <w:pPr>
-        <w:pStyle w:val="10"/>
-        <w:contextualSpacing w:val="0"/>
-      </w:pPr>
-      <w:r>
-        <w:t xml:space="preserve">Оклад, Невыход, без </w:t>
-      </w:r>
-      <w:proofErr w:type="gramStart"/>
-      <w:r>
-        <w:t>каких либо</w:t>
-      </w:r>
-      <w:proofErr w:type="gramEnd"/>
-      <w:r>
-        <w:t xml:space="preserve"> взаимосвязей, так как подумал что раз явно не указано, что невыход </w:t>
-      </w:r>
-      <w:proofErr w:type="spellStart"/>
-      <w:r>
-        <w:t>неоплачивается</w:t>
-      </w:r>
-      <w:proofErr w:type="spellEnd"/>
-      <w:r>
-        <w:t xml:space="preserve"> окладов, то и не нужно вытеснять (так и написал в пояснительной записке) </w:t>
-      </w:r>
-    </w:p>
-    <w:p>
-      <w:pPr>
-        <w:pStyle w:val="10"/>
-        <w:contextualSpacing w:val="0"/>
-      </w:pPr>
-      <w:r>
-        <w:rPr>
-          <w:b/>
-        </w:rPr>
-        <w:t xml:space="preserve">ПВР </w:t>
-      </w:r>
-      <w:r>
-        <w:t xml:space="preserve">ДП - Зависит по ПД от ПВР ОН (Оклад) </w:t>
-      </w:r>
-    </w:p>
-    <w:p>
-      <w:pPr>
-        <w:pStyle w:val="10"/>
-        <w:contextualSpacing w:val="0"/>
-      </w:pPr>
-      <w:r>
-        <w:t xml:space="preserve">РР ОН Измерения Сотрудник, Ресурс Результат, Реквизит Размер </w:t>
-      </w:r>
-    </w:p>
-    <w:p>
-      <w:pPr>
-        <w:pStyle w:val="10"/>
-        <w:contextualSpacing w:val="0"/>
-      </w:pPr>
-      <w:r>
-        <w:t xml:space="preserve">РР ДП Измерения Сотрудник, Ресурс Результат, Реквизиты Размер, </w:t>
-      </w:r>
-      <w:proofErr w:type="spellStart"/>
-      <w:r>
-        <w:t>ОтработаноЧасов</w:t>
-      </w:r>
-      <w:proofErr w:type="spellEnd"/>
-      <w:r>
-        <w:t xml:space="preserve"> </w:t>
-      </w:r>
-    </w:p>
-    <w:p>
-      <w:pPr>
-        <w:pStyle w:val="10"/>
-        <w:contextualSpacing w:val="0"/>
-      </w:pPr>
-      <w:r>
-        <w:t xml:space="preserve">РН </w:t>
-      </w:r>
-      <w:proofErr w:type="spellStart"/>
-      <w:r>
-        <w:t>НакопленоЧасов</w:t>
-      </w:r>
-      <w:proofErr w:type="spellEnd"/>
-      <w:r>
-        <w:t xml:space="preserve">(Обороты), Измерение Сотрудник, Ресурс Часов. </w:t>
-      </w:r>
-    </w:p>
-    <w:p>
-      <w:pPr>
-        <w:pStyle w:val="10"/>
-        <w:contextualSpacing w:val="0"/>
-      </w:pPr>
-      <w:r>
-        <w:t xml:space="preserve">Оклад по фактическому действию, тут все понятно. +запись фактически отработанных часов в РН </w:t>
-      </w:r>
-      <w:proofErr w:type="spellStart"/>
-      <w:r>
-        <w:t>НакопленоЧасов</w:t>
-      </w:r>
-      <w:proofErr w:type="spellEnd"/>
-      <w:r>
-        <w:t xml:space="preserve"> для расчета компенсации. </w:t>
-      </w:r>
-    </w:p>
-    <w:p>
-      <w:pPr>
-        <w:pStyle w:val="10"/>
-        <w:contextualSpacing w:val="0"/>
-      </w:pPr>
-      <w:r>
-        <w:t xml:space="preserve">Невыход считал тоже по </w:t>
-      </w:r>
-      <w:proofErr w:type="spellStart"/>
-      <w:r>
-        <w:t>ДаннымГрафика</w:t>
-      </w:r>
-      <w:proofErr w:type="spellEnd"/>
-      <w:r>
-        <w:t xml:space="preserve">, только из реквизита </w:t>
-      </w:r>
-      <w:proofErr w:type="spellStart"/>
-      <w:proofErr w:type="gramStart"/>
-      <w:r>
-        <w:t>РабочийДень</w:t>
-      </w:r>
-      <w:proofErr w:type="spellEnd"/>
-      <w:r>
-        <w:t>(</w:t>
-      </w:r>
-      <w:proofErr w:type="gramEnd"/>
-      <w:r>
-        <w:t xml:space="preserve">В РС </w:t>
-      </w:r>
-      <w:proofErr w:type="spellStart"/>
-      <w:r>
-        <w:t>ГрафикиРаботы</w:t>
-      </w:r>
-      <w:proofErr w:type="spellEnd"/>
-      <w:r>
-        <w:t xml:space="preserve"> 2 ресурса Значение и </w:t>
-      </w:r>
-      <w:proofErr w:type="spellStart"/>
-      <w:r>
-        <w:t>РабочийДень</w:t>
-      </w:r>
-      <w:proofErr w:type="spellEnd"/>
-      <w:r>
-        <w:t xml:space="preserve">) </w:t>
-      </w:r>
-    </w:p>
-    <w:p>
-      <w:pPr>
-        <w:pStyle w:val="10"/>
-        <w:contextualSpacing w:val="0"/>
-      </w:pPr>
-      <w:r>
-        <w:t xml:space="preserve">Компенсация записывала в регистр только строки, где по сотруднику в РН </w:t>
-      </w:r>
-      <w:proofErr w:type="spellStart"/>
-      <w:r>
-        <w:t>НакопленоЧасов</w:t>
-      </w:r>
-      <w:proofErr w:type="spellEnd"/>
-      <w:r>
-        <w:t xml:space="preserve"> </w:t>
-      </w:r>
-      <w:proofErr w:type="gramStart"/>
-      <w:r>
-        <w:t>значение &gt;</w:t>
-      </w:r>
-      <w:proofErr w:type="gramEnd"/>
-      <w:r>
-        <w:t xml:space="preserve"> 1000. И после расчета делаем расходную проводку на 1000 часов по РН.</w:t>
-      </w:r>
-    </w:p>
-    <w:p>
-      <w:pPr>
-        <w:pStyle w:val="10"/>
-        <w:contextualSpacing w:val="0"/>
-      </w:pPr>
-      <w:r>
-        <w:t>Ошибки: расчет невыхода и компенсации выполнен неверно.</w:t>
-      </w:r>
-      <w:r>
-        <w:t xml:space="preserve"> </w:t>
-      </w:r>
-    </w:p>
-    <w:p>
-      <w:pPr>
-        <w:pStyle w:val="10"/>
-        <w:ind w:firstLine="0"/>
-      </w:pPr>
+      <w:bookmarkStart w:id="4" w:name="_GoBack"/>
+      <w:bookmarkEnd w:id="4"/>
     </w:p>
     <w:sectPr>
       <w:pgSz w:w="11906" w:h="16838"/>
@@ -5509,7 +4671,7 @@
 </file>
 
 <file path=customXml/itemProps1.xml><?xml version="1.0" encoding="utf-8"?>
-<ds:datastoreItem xmlns:ds="http://schemas.openxmlformats.org/officeDocument/2006/customXml" ds:itemID="{C433922E-D296-4642-82AF-99CEB0EBD4AC}">
+<ds:datastoreItem xmlns:ds="http://schemas.openxmlformats.org/officeDocument/2006/customXml" ds:itemID="{9BC47854-4A16-494A-927D-4A703F839905}">
   <ds:schemaRefs>
     <ds:schemaRef ds:uri="http://schemas.openxmlformats.org/officeDocument/2006/bibliography"/>
   </ds:schemaRefs>
